--- a/docx/24_Social Media Publishing - Composer, Publishing Engine and Status Dashboard - Feature Specification - Morise Holdings Limited.docx
+++ b/docx/24_Social Media Publishing - Composer, Publishing Engine and Status Dashboard - Feature Specification - Morise Holdings Limited.docx
@@ -778,6 +778,22 @@
         <w:t>Prepared for Morise Holdings Limited as Document 24 of the project set. The composer, fan-out engine, connections, scheduling and dashboard are built in MBMS and live under the social.post.* permissions. The live platform integration described in Sections 2.2-2.4 and 3 is a specification and a phased backlog (Section 9); it is not built. Sign-off authorises the Phase 2 scope when it is scheduled.</w:t>
       </w:r>
     </w:p>
+    <w:p>
+      <w:pPr>
+        <w:pStyle w:val="Heading2"/>
+      </w:pPr>
+      <w:r>
+        <w:t>Addendum (9 September 2026) — Morise Research &amp; Consultancy Ltd — Seventh Subsidiary (Doc 25)</w:t>
+      </w:r>
+    </w:p>
+    <w:p>
+      <w:pPr>
+        <w:pStyle w:val="BodyText"/>
+      </w:pPr>
+      <w:r>
+        <w:t>Morise Research &amp; Consultancy Ltd — Seventh Subsidiary (Doc 25) (9 September 2026): see docx/25 for the new Morise Research &amp; Consultancy Ltd subsidiary (five field offices, twelve departments, six starter policies) and the RC-MIS feature specification restating the client's research-and-consultancy requirements (Implementation Status Update 99).</w:t>
+      </w:r>
+    </w:p>
     <w:sectPr>
       <w:pgSz w:w="12240" w:h="15840"/>
       <w:pgMar w:top="1440" w:right="1800" w:bottom="1440" w:left="1800" w:header="720" w:footer="720" w:gutter="0"/>

--- a/docx/24_Social Media Publishing - Composer, Publishing Engine and Status Dashboard - Feature Specification - Morise Holdings Limited.docx
+++ b/docx/24_Social Media Publishing - Composer, Publishing Engine and Status Dashboard - Feature Specification - Morise Holdings Limited.docx
@@ -792,6 +792,22 @@
       </w:pPr>
       <w:r>
         <w:t>Morise Research &amp; Consultancy Ltd — Seventh Subsidiary (Doc 25) (9 September 2026): see docx/25 for the new Morise Research &amp; Consultancy Ltd subsidiary (five field offices, twelve departments, six starter policies) and the RC-MIS feature specification restating the client's research-and-consultancy requirements (Implementation Status Update 99).</w:t>
+      </w:r>
+    </w:p>
+    <w:p>
+      <w:pPr>
+        <w:pStyle w:val="Heading2"/>
+      </w:pPr>
+      <w:r>
+        <w:t>Addendum (9 September 2026) — Services Catalogue for Morise Research &amp; Consultancy Ltd (Doc 25)</w:t>
+      </w:r>
+    </w:p>
+    <w:p>
+      <w:pPr>
+        <w:pStyle w:val="BodyText"/>
+      </w:pPr>
+      <w:r>
+        <w:t>Services Catalogue for Morise Research &amp; Consultancy Ltd (Doc 25) (9 September 2026): see docx/25 for the 23-service catalogue seeded for Morise Research &amp; Consultancy Ltd across six categories (research &amp; evaluation studies, field data collection, data management &amp; analysis, monitoring &amp; evaluation services, technical &amp; policy consultancy, training &amp; capacity building), reusing the same ensureService() catalogue pattern as Morise Collateral Management Ltd (Implementation Status Update 100).</w:t>
       </w:r>
     </w:p>
     <w:sectPr>

--- a/docx/24_Social Media Publishing - Composer, Publishing Engine and Status Dashboard - Feature Specification - Morise Holdings Limited.docx
+++ b/docx/24_Social Media Publishing - Composer, Publishing Engine and Status Dashboard - Feature Specification - Morise Holdings Limited.docx
@@ -808,6 +808,22 @@
       </w:pPr>
       <w:r>
         <w:t>Services Catalogue for Morise Research &amp; Consultancy Ltd (Doc 25) (9 September 2026): see docx/25 for the 23-service catalogue seeded for Morise Research &amp; Consultancy Ltd across six categories (research &amp; evaluation studies, field data collection, data management &amp; analysis, monitoring &amp; evaluation services, technical &amp; policy consultancy, training &amp; capacity building), reusing the same ensureService() catalogue pattern as Morise Collateral Management Ltd (Implementation Status Update 100).</w:t>
+      </w:r>
+    </w:p>
+    <w:p>
+      <w:pPr>
+        <w:pStyle w:val="Heading2"/>
+      </w:pPr>
+      <w:r>
+        <w:t>Addendum (9 September 2026) — Dockerized Backend, Admin App and Customer Storefront</w:t>
+      </w:r>
+    </w:p>
+    <w:p>
+      <w:pPr>
+        <w:pStyle w:val="BodyText"/>
+      </w:pPr>
+      <w:r>
+        <w:t>Dockerized Backend, Admin App and Customer Storefront (9 September 2026): the MBMS backend, Admin app and Customer Storefront each gain a Dockerfile and a docker-compose.yml service (alongside the existing Postgres/Redis containers) — one command, `docker compose up -d --build`, now brings up the entire platform, including whichever subsidiary systems from this document are eventually built on it (Implementation Status Update 101).</w:t>
       </w:r>
     </w:p>
     <w:sectPr>

--- a/docx/24_Social Media Publishing - Composer, Publishing Engine and Status Dashboard - Feature Specification - Morise Holdings Limited.docx
+++ b/docx/24_Social Media Publishing - Composer, Publishing Engine and Status Dashboard - Feature Specification - Morise Holdings Limited.docx
@@ -824,6 +824,22 @@
       </w:pPr>
       <w:r>
         <w:t>Dockerized Backend, Admin App and Customer Storefront (9 September 2026): the MBMS backend, Admin app and Customer Storefront each gain a Dockerfile and a docker-compose.yml service (alongside the existing Postgres/Redis containers) — one command, `docker compose up -d --build`, now brings up the entire platform, including whichever subsidiary systems from this document are eventually built on it (Implementation Status Update 101).</w:t>
+      </w:r>
+    </w:p>
+    <w:p>
+      <w:pPr>
+        <w:pStyle w:val="Heading2"/>
+      </w:pPr>
+      <w:r>
+        <w:t>Addendum (9 September 2026) — Storefront Language Set Scoped to 9 Official Languages</w:t>
+      </w:r>
+    </w:p>
+    <w:p>
+      <w:pPr>
+        <w:pStyle w:val="BodyText"/>
+      </w:pPr>
+      <w:r>
+        <w:t>Storefront Language Set Scoped to 9 Official Languages (9 September 2026): see mbms/README.md — the Customer Storefront's language picker is now scoped to exactly the 9 languages an administrator named (English, Kiswahili, Luganda, Arabic, German, French, Spanish, Italian, Portuguese), grouped Uganda — Official/Global, Uganda — Official/Africa, Uganda — Bantu, Africa, Europe, The Americas. Front-end only; no change to this document's subsidiary.</w:t>
       </w:r>
     </w:p>
     <w:sectPr>

--- a/docx/24_Social Media Publishing - Composer, Publishing Engine and Status Dashboard - Feature Specification - Morise Holdings Limited.docx
+++ b/docx/24_Social Media Publishing - Composer, Publishing Engine and Status Dashboard - Feature Specification - Morise Holdings Limited.docx
@@ -840,6 +840,22 @@
       </w:pPr>
       <w:r>
         <w:t>Storefront Language Set Scoped to 9 Official Languages (9 September 2026): see mbms/README.md — the Customer Storefront's language picker is now scoped to exactly the 9 languages an administrator named (English, Kiswahili, Luganda, Arabic, German, French, Spanish, Italian, Portuguese), grouped Uganda — Official/Global, Uganda — Official/Africa, Uganda — Bantu, Africa, Europe, The Americas. Front-end only; no change to this document's subsidiary.</w:t>
+      </w:r>
+    </w:p>
+    <w:p>
+      <w:pPr>
+        <w:pStyle w:val="Heading2"/>
+      </w:pPr>
+      <w:r>
+        <w:t>Addendum (9 September 2026) — Every Non-English Official Language Reaches 100% Key Parity</w:t>
+      </w:r>
+    </w:p>
+    <w:p>
+      <w:pPr>
+        <w:pStyle w:val="BodyText"/>
+      </w:pPr>
+      <w:r>
+        <w:t>Every Non-English Official Language Reaches 100% Key Parity (9 September 2026): see mbms/README.md — all 8 non-English official languages now carry a complete, 528/528-key translation of the Customer Storefront (up from 87.5%), closing a gap left by the group-storefront and delivery-confirmation / Morise e-Stamp features added after the original translation passes. Front-end only; no change to this document's subsidiary.</w:t>
       </w:r>
     </w:p>
     <w:sectPr>

--- a/docx/24_Social Media Publishing - Composer, Publishing Engine and Status Dashboard - Feature Specification - Morise Holdings Limited.docx
+++ b/docx/24_Social Media Publishing - Composer, Publishing Engine and Status Dashboard - Feature Specification - Morise Holdings Limited.docx
@@ -856,6 +856,22 @@
       </w:pPr>
       <w:r>
         <w:t>Every Non-English Official Language Reaches 100% Key Parity (9 September 2026): see mbms/README.md — all 8 non-English official languages now carry a complete, 528/528-key translation of the Customer Storefront (up from 87.5%), closing a gap left by the group-storefront and delivery-confirmation / Morise e-Stamp features added after the original translation passes. Front-end only; no change to this document's subsidiary.</w:t>
+      </w:r>
+    </w:p>
+    <w:p>
+      <w:pPr>
+        <w:pStyle w:val="Heading2"/>
+      </w:pPr>
+      <w:r>
+        <w:t>Addendum (9 September 2026) — Admin App and Customer Storefront Connected to Netlify</w:t>
+      </w:r>
+    </w:p>
+    <w:p>
+      <w:pPr>
+        <w:pStyle w:val="BodyText"/>
+      </w:pPr>
+      <w:r>
+        <w:t>Admin App and Customer Storefront Connected to Netlify (9 September 2026): see mbms/README.md — the Admin app and Customer Storefront are now each live on their own Netlify site (morise-admin.netlify.app, morise-storefront.netlify.app); the backend stays hosted separately. Front-end deployment only; no change to this document's subsidiary.</w:t>
       </w:r>
     </w:p>
     <w:sectPr>

--- a/docx/24_Social Media Publishing - Composer, Publishing Engine and Status Dashboard - Feature Specification - Morise Holdings Limited.docx
+++ b/docx/24_Social Media Publishing - Composer, Publishing Engine and Status Dashboard - Feature Specification - Morise Holdings Limited.docx
@@ -872,6 +872,22 @@
       </w:pPr>
       <w:r>
         <w:t>Admin App and Customer Storefront Connected to Netlify (9 September 2026): see mbms/README.md — the Admin app and Customer Storefront are now each live on their own Netlify site (morise-admin.netlify.app, morise-storefront.netlify.app); the backend stays hosted separately. Front-end deployment only; no change to this document's subsidiary.</w:t>
+      </w:r>
+    </w:p>
+    <w:p>
+      <w:pPr>
+        <w:pStyle w:val="Heading2"/>
+      </w:pPr>
+      <w:r>
+        <w:t>Addendum (9 September 2026) — Promo Banner Wordings Now Change With the Storefront Language</w:t>
+      </w:r>
+    </w:p>
+    <w:p>
+      <w:pPr>
+        <w:pStyle w:val="BodyText"/>
+      </w:pPr>
+      <w:r>
+        <w:t>Promo Banner Wordings Now Change With the Storefront Language (9 September 2026): see mbms/README.md - all 3 seeded Morise Agro Ltd promo banners (heading, body, link label) now translate fully through the backend content glossary in all 9 official languages, closing a gap left since the banners were first written (Update 39). Backend content-data only; no change to this document's subsidiary.</w:t>
       </w:r>
     </w:p>
     <w:sectPr>

--- a/docx/24_Social Media Publishing - Composer, Publishing Engine and Status Dashboard - Feature Specification - Morise Holdings Limited.docx
+++ b/docx/24_Social Media Publishing - Composer, Publishing Engine and Status Dashboard - Feature Specification - Morise Holdings Limited.docx
@@ -888,6 +888,22 @@
       </w:pPr>
       <w:r>
         <w:t>Promo Banner Wordings Now Change With the Storefront Language (9 September 2026): see mbms/README.md - all 3 seeded Morise Agro Ltd promo banners (heading, body, link label) now translate fully through the backend content glossary in all 9 official languages, closing a gap left since the banners were first written (Update 39). Backend content-data only; no change to this document's subsidiary.</w:t>
+      </w:r>
+    </w:p>
+    <w:p>
+      <w:pPr>
+        <w:pStyle w:val="Heading2"/>
+      </w:pPr>
+      <w:r>
+        <w:t>Addendum (9 September 2026) — SSL/TLS Certificates via Let's Encrypt</w:t>
+      </w:r>
+    </w:p>
+    <w:p>
+      <w:pPr>
+        <w:pStyle w:val="BodyText"/>
+      </w:pPr>
+      <w:r>
+        <w:t>SSL/TLS Certificates via Let's Encrypt (9 September 2026): see mbms/README.md - Netlify and Render already auto-provision and auto-renew Let's Encrypt certificates for every site they host; a new mbms/deploy/ directory adds an equivalent free, auto-renewing HTTPS path (nginx-proxy + certbot) for a self-hosted docker-compose deployment. Infrastructure only; no change to this document's subsidiary.</w:t>
       </w:r>
     </w:p>
     <w:sectPr>
